--- a/CHELSEA TEAM KUBWA - Copy (3).docx
+++ b/CHELSEA TEAM KUBWA - Copy (3).docx
@@ -5,6 +5,9 @@
     <w:p>
       <w:r>
         <w:t>CHELSEA TEAM KUBWA</w:t>
+      </w:r>
+      <w:r>
+        <w:t>.</w:t>
       </w:r>
     </w:p>
     <w:sectPr>
